--- a/Manual_Config_Limpieza_Inteligente_Corporativo_v1.docx
+++ b/Manual_Config_Limpieza_Inteligente_Corporativo_v1.docx
@@ -150,9 +150,11 @@
             <w:tcW w:w="2160" w:type="dxa"/>
           </w:tcPr>
           <w:p>
+            <w:proofErr w:type="spellStart"/>
             <w:r>
               <w:t>Versión</w:t>
             </w:r>
+            <w:proofErr w:type="spellEnd"/>
           </w:p>
         </w:tc>
         <w:tc>
@@ -160,9 +162,11 @@
             <w:tcW w:w="2160" w:type="dxa"/>
           </w:tcPr>
           <w:p>
+            <w:proofErr w:type="spellStart"/>
             <w:r>
               <w:t>Fecha</w:t>
             </w:r>
+            <w:proofErr w:type="spellEnd"/>
           </w:p>
         </w:tc>
         <w:tc>
@@ -170,9 +174,11 @@
             <w:tcW w:w="2160" w:type="dxa"/>
           </w:tcPr>
           <w:p>
+            <w:proofErr w:type="spellStart"/>
             <w:r>
               <w:t>Descripción</w:t>
             </w:r>
+            <w:proofErr w:type="spellEnd"/>
           </w:p>
         </w:tc>
         <w:tc>
@@ -180,9 +186,11 @@
             <w:tcW w:w="2160" w:type="dxa"/>
           </w:tcPr>
           <w:p>
+            <w:proofErr w:type="spellStart"/>
             <w:r>
               <w:t>Responsable</w:t>
             </w:r>
+            <w:proofErr w:type="spellEnd"/>
           </w:p>
         </w:tc>
       </w:tr>
@@ -212,9 +220,27 @@
             <w:tcW w:w="2160" w:type="dxa"/>
           </w:tcPr>
           <w:p>
+            <w:proofErr w:type="spellStart"/>
             <w:r>
-              <w:t>Creación inicial del documento</w:t>
+              <w:t>Creación</w:t>
             </w:r>
+            <w:proofErr w:type="spellEnd"/>
+            <w:r>
+              <w:t xml:space="preserve"> </w:t>
+            </w:r>
+            <w:proofErr w:type="spellStart"/>
+            <w:r>
+              <w:t>inicial</w:t>
+            </w:r>
+            <w:proofErr w:type="spellEnd"/>
+            <w:r>
+              <w:t xml:space="preserve"> del </w:t>
+            </w:r>
+            <w:proofErr w:type="spellStart"/>
+            <w:r>
+              <w:t>documento</w:t>
+            </w:r>
+            <w:proofErr w:type="spellEnd"/>
           </w:p>
         </w:tc>
         <w:tc>
@@ -253,7 +279,35 @@
         <w:rPr>
           <w:lang w:val="es-CO"/>
         </w:rPr>
-        <w:t>Descargar las SDK Platform-Tools para Windows desde el sitio oficial de Android Developers si no se encuentran instaladas.</w:t>
+        <w:t xml:space="preserve">Descargar las SDK </w:t>
+      </w:r>
+      <w:proofErr w:type="spellStart"/>
+      <w:r>
+        <w:rPr>
+          <w:lang w:val="es-CO"/>
+        </w:rPr>
+        <w:t>Platform</w:t>
+      </w:r>
+      <w:proofErr w:type="spellEnd"/>
+      <w:r>
+        <w:rPr>
+          <w:lang w:val="es-CO"/>
+        </w:rPr>
+        <w:t xml:space="preserve">-Tools para Windows desde el sitio oficial de Android </w:t>
+      </w:r>
+      <w:proofErr w:type="spellStart"/>
+      <w:r>
+        <w:rPr>
+          <w:lang w:val="es-CO"/>
+        </w:rPr>
+        <w:t>Developers</w:t>
+      </w:r>
+      <w:proofErr w:type="spellEnd"/>
+      <w:r>
+        <w:rPr>
+          <w:lang w:val="es-CO"/>
+        </w:rPr>
+        <w:t xml:space="preserve"> si no se encuentran instaladas.</w:t>
       </w:r>
     </w:p>
     <w:p>
@@ -280,7 +334,13 @@
         <w:rPr>
           <w:lang w:val="es-CO"/>
         </w:rPr>
-        <w:t>2. HABILITACIÓN DE BLOQUEO DE HOTSPOT</w:t>
+        <w:t xml:space="preserve">2. </w:t>
+      </w:r>
+      <w:r>
+        <w:rPr>
+          <w:lang w:val="es-CO"/>
+        </w:rPr>
+        <w:t>BLOQUEAR DEINSTALACIÓN</w:t>
       </w:r>
     </w:p>
     <w:p>
@@ -293,7 +353,21 @@
         <w:rPr>
           <w:lang w:val="es-CO"/>
         </w:rPr>
-        <w:t>Para habilitar la opción 'Deshabilitar Hotspot' dentro de la aplicación Limpieza Inteligente, ejecutar el siguiente procedimiento:</w:t>
+        <w:t xml:space="preserve">Para bloquear la </w:t>
+      </w:r>
+      <w:proofErr w:type="spellStart"/>
+      <w:r>
+        <w:rPr>
+          <w:lang w:val="es-CO"/>
+        </w:rPr>
+        <w:t>deinstalación</w:t>
+      </w:r>
+      <w:proofErr w:type="spellEnd"/>
+      <w:r>
+        <w:rPr>
+          <w:lang w:val="es-CO"/>
+        </w:rPr>
+        <w:t xml:space="preserve"> de la aplicación, haga caso a los siguientes pasos:</w:t>
       </w:r>
     </w:p>
     <w:p>
@@ -462,18 +536,119 @@
         <w:rPr>
           <w:lang w:val="es-CO"/>
         </w:rPr>
-        <w:t xml:space="preserve"> Ejecutar comando de asignación Device Owner</w:t>
+        <w:t xml:space="preserve"> Ejecutar comando de asignación </w:t>
+      </w:r>
+      <w:proofErr w:type="spellStart"/>
+      <w:r>
+        <w:rPr>
+          <w:lang w:val="es-CO"/>
+        </w:rPr>
+        <w:t>Device</w:t>
+      </w:r>
+      <w:proofErr w:type="spellEnd"/>
+      <w:r>
+        <w:rPr>
+          <w:lang w:val="es-CO"/>
+        </w:rPr>
+        <w:t xml:space="preserve"> Owner</w:t>
       </w:r>
     </w:p>
     <w:p>
+      <w:proofErr w:type="spellStart"/>
       <w:r>
-        <w:t>Comando a ejecutar:</w:t>
+        <w:t>Comando</w:t>
+      </w:r>
+      <w:proofErr w:type="spellEnd"/>
+      <w:r>
+        <w:t xml:space="preserve"> a </w:t>
+      </w:r>
+      <w:proofErr w:type="spellStart"/>
+      <w:r>
+        <w:t>ejecutar</w:t>
+      </w:r>
+      <w:proofErr w:type="spellEnd"/>
+      <w:r>
+        <w:t>:</w:t>
       </w:r>
     </w:p>
     <w:p>
+      <w:pPr>
+        <w:rPr>
+          <w:u w:val="single"/>
+        </w:rPr>
+      </w:pPr>
       <w:r>
-        <w:t>.\adb shell dpm set-device-owner com.empresa.autocleaner/.receivers.AdminReceiver</w:t>
+        <w:rPr>
+          <w:u w:val="single"/>
+        </w:rPr>
+        <w:t>.\</w:t>
       </w:r>
+      <w:proofErr w:type="spellStart"/>
+      <w:r>
+        <w:rPr>
+          <w:u w:val="single"/>
+        </w:rPr>
+        <w:t>adb</w:t>
+      </w:r>
+      <w:proofErr w:type="spellEnd"/>
+      <w:r>
+        <w:rPr>
+          <w:u w:val="single"/>
+        </w:rPr>
+        <w:t xml:space="preserve"> shell </w:t>
+      </w:r>
+      <w:proofErr w:type="spellStart"/>
+      <w:r>
+        <w:rPr>
+          <w:u w:val="single"/>
+        </w:rPr>
+        <w:t>dpm</w:t>
+      </w:r>
+      <w:proofErr w:type="spellEnd"/>
+      <w:r>
+        <w:rPr>
+          <w:u w:val="single"/>
+        </w:rPr>
+        <w:t xml:space="preserve"> set-device-owner </w:t>
+      </w:r>
+      <w:proofErr w:type="spellStart"/>
+      <w:proofErr w:type="gramStart"/>
+      <w:r>
+        <w:rPr>
+          <w:u w:val="single"/>
+        </w:rPr>
+        <w:t>com.empresa</w:t>
+      </w:r>
+      <w:proofErr w:type="gramEnd"/>
+      <w:r>
+        <w:rPr>
+          <w:u w:val="single"/>
+        </w:rPr>
+        <w:t>.autocleaner</w:t>
+      </w:r>
+      <w:proofErr w:type="spellEnd"/>
+      <w:proofErr w:type="gramStart"/>
+      <w:r>
+        <w:rPr>
+          <w:u w:val="single"/>
+        </w:rPr>
+        <w:t>/.</w:t>
+      </w:r>
+      <w:proofErr w:type="spellStart"/>
+      <w:r>
+        <w:rPr>
+          <w:u w:val="single"/>
+        </w:rPr>
+        <w:t>receivers</w:t>
+      </w:r>
+      <w:proofErr w:type="gramEnd"/>
+      <w:r>
+        <w:rPr>
+          <w:u w:val="single"/>
+        </w:rPr>
+        <w:t>.AdminReceiver</w:t>
+      </w:r>
+      <w:proofErr w:type="spellEnd"/>
     </w:p>
     <w:p>
       <w:pPr>
@@ -551,8 +726,116 @@
         <w:rPr>
           <w:lang w:val="es-CO"/>
         </w:rPr>
-        <w:t>.\adb shell dpm remove-active-admin com.empresa.autocleaner/.receivers.AdminReceiver</w:t>
+        <w:t>.\</w:t>
       </w:r>
+      <w:proofErr w:type="spellStart"/>
+      <w:r>
+        <w:rPr>
+          <w:lang w:val="es-CO"/>
+        </w:rPr>
+        <w:t>adb</w:t>
+      </w:r>
+      <w:proofErr w:type="spellEnd"/>
+      <w:r>
+        <w:rPr>
+          <w:lang w:val="es-CO"/>
+        </w:rPr>
+        <w:t xml:space="preserve"> </w:t>
+      </w:r>
+      <w:proofErr w:type="spellStart"/>
+      <w:r>
+        <w:rPr>
+          <w:lang w:val="es-CO"/>
+        </w:rPr>
+        <w:t>shell</w:t>
+      </w:r>
+      <w:proofErr w:type="spellEnd"/>
+      <w:r>
+        <w:rPr>
+          <w:lang w:val="es-CO"/>
+        </w:rPr>
+        <w:t xml:space="preserve"> </w:t>
+      </w:r>
+      <w:proofErr w:type="spellStart"/>
+      <w:r>
+        <w:rPr>
+          <w:lang w:val="es-CO"/>
+        </w:rPr>
+        <w:t>dpm</w:t>
+      </w:r>
+      <w:proofErr w:type="spellEnd"/>
+      <w:r>
+        <w:rPr>
+          <w:lang w:val="es-CO"/>
+        </w:rPr>
+        <w:t xml:space="preserve"> </w:t>
+      </w:r>
+      <w:proofErr w:type="spellStart"/>
+      <w:r>
+        <w:rPr>
+          <w:lang w:val="es-CO"/>
+        </w:rPr>
+        <w:t>remove</w:t>
+      </w:r>
+      <w:proofErr w:type="spellEnd"/>
+      <w:r>
+        <w:rPr>
+          <w:lang w:val="es-CO"/>
+        </w:rPr>
+        <w:t>-active-</w:t>
+      </w:r>
+      <w:proofErr w:type="spellStart"/>
+      <w:r>
+        <w:rPr>
+          <w:lang w:val="es-CO"/>
+        </w:rPr>
+        <w:t>admin</w:t>
+      </w:r>
+      <w:proofErr w:type="spellEnd"/>
+      <w:r>
+        <w:rPr>
+          <w:lang w:val="es-CO"/>
+        </w:rPr>
+        <w:t xml:space="preserve"> </w:t>
+      </w:r>
+      <w:proofErr w:type="spellStart"/>
+      <w:proofErr w:type="gramStart"/>
+      <w:r>
+        <w:rPr>
+          <w:lang w:val="es-CO"/>
+        </w:rPr>
+        <w:t>com.empresa</w:t>
+      </w:r>
+      <w:proofErr w:type="gramEnd"/>
+      <w:r>
+        <w:rPr>
+          <w:lang w:val="es-CO"/>
+        </w:rPr>
+        <w:t>.autocleaner</w:t>
+      </w:r>
+      <w:proofErr w:type="spellEnd"/>
+      <w:proofErr w:type="gramStart"/>
+      <w:r>
+        <w:rPr>
+          <w:lang w:val="es-CO"/>
+        </w:rPr>
+        <w:t>/.</w:t>
+      </w:r>
+      <w:proofErr w:type="spellStart"/>
+      <w:r>
+        <w:rPr>
+          <w:lang w:val="es-CO"/>
+        </w:rPr>
+        <w:t>receivers</w:t>
+      </w:r>
+      <w:proofErr w:type="gramEnd"/>
+      <w:r>
+        <w:rPr>
+          <w:lang w:val="es-CO"/>
+        </w:rPr>
+        <w:t>.AdminReceiver</w:t>
+      </w:r>
+      <w:proofErr w:type="spellEnd"/>
     </w:p>
     <w:p>
       <w:pPr>
@@ -579,7 +862,21 @@
         <w:rPr>
           <w:lang w:val="es-CO"/>
         </w:rPr>
-        <w:t>• El dispositivo debe cumplir con los requisitos de configuración inicial para permitir la asignación como Device Owner.</w:t>
+        <w:t xml:space="preserve">• El dispositivo debe cumplir con los requisitos de configuración inicial para permitir la asignación como </w:t>
+      </w:r>
+      <w:proofErr w:type="spellStart"/>
+      <w:r>
+        <w:rPr>
+          <w:lang w:val="es-CO"/>
+        </w:rPr>
+        <w:t>Device</w:t>
+      </w:r>
+      <w:proofErr w:type="spellEnd"/>
+      <w:r>
+        <w:rPr>
+          <w:lang w:val="es-CO"/>
+        </w:rPr>
+        <w:t xml:space="preserve"> Owner.</w:t>
       </w:r>
     </w:p>
     <w:p>
@@ -605,8 +902,44 @@
         <w:rPr>
           <w:lang w:val="es-CO"/>
         </w:rPr>
-        <w:t>• Verificar conexión con el comando: .\adb devices</w:t>
+        <w:t>• Verificar conexión con el comando</w:t>
       </w:r>
+      <w:proofErr w:type="gramStart"/>
+      <w:r>
+        <w:rPr>
+          <w:lang w:val="es-CO"/>
+        </w:rPr>
+        <w:t>: .</w:t>
+      </w:r>
+      <w:proofErr w:type="gramEnd"/>
+      <w:r>
+        <w:rPr>
+          <w:lang w:val="es-CO"/>
+        </w:rPr>
+        <w:t>\</w:t>
+      </w:r>
+      <w:proofErr w:type="spellStart"/>
+      <w:r>
+        <w:rPr>
+          <w:lang w:val="es-CO"/>
+        </w:rPr>
+        <w:t>adb</w:t>
+      </w:r>
+      <w:proofErr w:type="spellEnd"/>
+      <w:r>
+        <w:rPr>
+          <w:lang w:val="es-CO"/>
+        </w:rPr>
+        <w:t xml:space="preserve"> </w:t>
+      </w:r>
+      <w:proofErr w:type="spellStart"/>
+      <w:r>
+        <w:rPr>
+          <w:lang w:val="es-CO"/>
+        </w:rPr>
+        <w:t>devices</w:t>
+      </w:r>
+      <w:proofErr w:type="spellEnd"/>
     </w:p>
     <w:sectPr>
       <w:footerReference w:type="default" r:id="rId8"/>
@@ -651,9 +984,27 @@
       <w:pStyle w:val="Piedepgina"/>
       <w:jc w:val="center"/>
     </w:pPr>
+    <w:proofErr w:type="spellStart"/>
     <w:r>
-      <w:t>Documento Confidencial - Uso Interno</w:t>
+      <w:t>Documento</w:t>
     </w:r>
+    <w:proofErr w:type="spellEnd"/>
+    <w:r>
+      <w:t xml:space="preserve"> </w:t>
+    </w:r>
+    <w:proofErr w:type="spellStart"/>
+    <w:r>
+      <w:t>Confidencial</w:t>
+    </w:r>
+    <w:proofErr w:type="spellEnd"/>
+    <w:r>
+      <w:t xml:space="preserve"> - Uso </w:t>
+    </w:r>
+    <w:proofErr w:type="spellStart"/>
+    <w:r>
+      <w:t>Interno</w:t>
+    </w:r>
+    <w:proofErr w:type="spellEnd"/>
   </w:p>
 </w:ftr>
 </file>

--- a/Manual_Config_Limpieza_Inteligente_Corporativo_v1.docx
+++ b/Manual_Config_Limpieza_Inteligente_Corporativo_v1.docx
@@ -717,122 +717,45 @@
       </w:r>
     </w:p>
     <w:p>
-      <w:pPr>
-        <w:rPr>
-          <w:lang w:val="es-CO"/>
-        </w:rPr>
-      </w:pPr>
       <w:r>
-        <w:rPr>
-          <w:lang w:val="es-CO"/>
-        </w:rPr>
         <w:t>.\</w:t>
       </w:r>
       <w:proofErr w:type="spellStart"/>
       <w:r>
-        <w:rPr>
-          <w:lang w:val="es-CO"/>
-        </w:rPr>
         <w:t>adb</w:t>
       </w:r>
       <w:proofErr w:type="spellEnd"/>
       <w:r>
-        <w:rPr>
-          <w:lang w:val="es-CO"/>
-        </w:rPr>
-        <w:t xml:space="preserve"> </w:t>
+        <w:t xml:space="preserve"> shell </w:t>
       </w:r>
       <w:proofErr w:type="spellStart"/>
       <w:r>
-        <w:rPr>
-          <w:lang w:val="es-CO"/>
-        </w:rPr>
-        <w:t>shell</w:t>
-      </w:r>
-      <w:proofErr w:type="spellEnd"/>
-      <w:r>
-        <w:rPr>
-          <w:lang w:val="es-CO"/>
-        </w:rPr>
-        <w:t xml:space="preserve"> </w:t>
-      </w:r>
-      <w:proofErr w:type="spellStart"/>
-      <w:r>
-        <w:rPr>
-          <w:lang w:val="es-CO"/>
-        </w:rPr>
         <w:t>dpm</w:t>
       </w:r>
       <w:proofErr w:type="spellEnd"/>
       <w:r>
-        <w:rPr>
-          <w:lang w:val="es-CO"/>
-        </w:rPr>
-        <w:t xml:space="preserve"> </w:t>
-      </w:r>
-      <w:proofErr w:type="spellStart"/>
-      <w:r>
-        <w:rPr>
-          <w:lang w:val="es-CO"/>
-        </w:rPr>
-        <w:t>remove</w:t>
-      </w:r>
-      <w:proofErr w:type="spellEnd"/>
-      <w:r>
-        <w:rPr>
-          <w:lang w:val="es-CO"/>
-        </w:rPr>
-        <w:t>-active-</w:t>
-      </w:r>
-      <w:proofErr w:type="spellStart"/>
-      <w:r>
-        <w:rPr>
-          <w:lang w:val="es-CO"/>
-        </w:rPr>
-        <w:t>admin</w:t>
-      </w:r>
-      <w:proofErr w:type="spellEnd"/>
-      <w:r>
-        <w:rPr>
-          <w:lang w:val="es-CO"/>
-        </w:rPr>
-        <w:t xml:space="preserve"> </w:t>
+        <w:t xml:space="preserve"> remove-active-admin </w:t>
       </w:r>
       <w:proofErr w:type="spellStart"/>
       <w:proofErr w:type="gramStart"/>
       <w:r>
-        <w:rPr>
-          <w:lang w:val="es-CO"/>
-        </w:rPr>
         <w:t>com.empresa</w:t>
       </w:r>
       <w:proofErr w:type="gramEnd"/>
       <w:r>
-        <w:rPr>
-          <w:lang w:val="es-CO"/>
-        </w:rPr>
         <w:t>.autocleaner</w:t>
       </w:r>
       <w:proofErr w:type="spellEnd"/>
       <w:proofErr w:type="gramStart"/>
       <w:r>
-        <w:rPr>
-          <w:lang w:val="es-CO"/>
-        </w:rPr>
         <w:t>/.</w:t>
       </w:r>
       <w:proofErr w:type="spellStart"/>
       <w:r>
-        <w:rPr>
-          <w:lang w:val="es-CO"/>
-        </w:rPr>
         <w:t>receivers</w:t>
       </w:r>
       <w:proofErr w:type="gramEnd"/>
       <w:r>
-        <w:rPr>
-          <w:lang w:val="es-CO"/>
-        </w:rPr>
         <w:t>.AdminReceiver</w:t>
       </w:r>
       <w:proofErr w:type="spellEnd"/>
@@ -850,6 +773,25 @@
         </w:rPr>
         <w:lastRenderedPageBreak/>
         <w:t>4. NOTAS IMPORTANTES</w:t>
+      </w:r>
+    </w:p>
+    <w:p>
+      <w:pPr>
+        <w:rPr>
+          <w:lang w:val="es-CO"/>
+        </w:rPr>
+      </w:pPr>
+      <w:r>
+        <w:rPr>
+          <w:lang w:val="es-CO"/>
+        </w:rPr>
+        <w:t>•</w:t>
+      </w:r>
+      <w:r>
+        <w:rPr>
+          <w:lang w:val="es-CO"/>
+        </w:rPr>
+        <w:t xml:space="preserve"> Para proteger la aplicación de desinstalaciones teniendo instalado “Bloqueo OSZ”, debe otorgarle los privilegios a bloque OSZ y luego desde esa aplicación, con el botón “Proteger limpieza inteligente” proteger la desinstalación.</w:t>
       </w:r>
     </w:p>
     <w:p>

--- a/Manual_Config_Limpieza_Inteligente_Corporativo_v1.docx
+++ b/Manual_Config_Limpieza_Inteligente_Corporativo_v1.docx
@@ -263,10 +263,244 @@
     <w:p>
       <w:pPr>
         <w:pStyle w:val="Ttulo1"/>
+        <w:rPr>
+          <w:lang w:val="es-CO"/>
+        </w:rPr>
       </w:pPr>
       <w:r>
+        <w:rPr>
+          <w:lang w:val="es-CO"/>
+        </w:rPr>
         <w:lastRenderedPageBreak/>
-        <w:t>1. DESCARGA DE SDK PLATFORM-TOOLS</w:t>
+        <w:t>1. REQUISITOS PREVIOS</w:t>
+      </w:r>
+    </w:p>
+    <w:p>
+      <w:pPr>
+        <w:rPr>
+          <w:lang w:val="es-CO"/>
+        </w:rPr>
+      </w:pPr>
+      <w:r>
+        <w:rPr>
+          <w:lang w:val="es-CO"/>
+        </w:rPr>
+        <w:t>Antes de instalar la aplicación, tenga en cuenta lo siguiente:</w:t>
+      </w:r>
+    </w:p>
+    <w:p>
+      <w:pPr>
+        <w:rPr>
+          <w:lang w:val="es-CO"/>
+        </w:rPr>
+      </w:pPr>
+      <w:r>
+        <w:rPr>
+          <w:lang w:val="es-CO"/>
+        </w:rPr>
+        <w:t>•</w:t>
+      </w:r>
+      <w:r>
+        <w:rPr>
+          <w:lang w:val="es-CO"/>
+        </w:rPr>
+        <w:t xml:space="preserve"> Android no deja tener los mismos privilegios (</w:t>
+      </w:r>
+      <w:proofErr w:type="spellStart"/>
+      <w:r>
+        <w:rPr>
+          <w:lang w:val="es-CO"/>
+        </w:rPr>
+        <w:t>device</w:t>
+      </w:r>
+      <w:proofErr w:type="spellEnd"/>
+      <w:r>
+        <w:rPr>
+          <w:lang w:val="es-CO"/>
+        </w:rPr>
+        <w:t xml:space="preserve"> </w:t>
+      </w:r>
+      <w:proofErr w:type="spellStart"/>
+      <w:r>
+        <w:rPr>
+          <w:lang w:val="es-CO"/>
+        </w:rPr>
+        <w:t>owner</w:t>
+      </w:r>
+      <w:proofErr w:type="spellEnd"/>
+      <w:r>
+        <w:rPr>
+          <w:lang w:val="es-CO"/>
+        </w:rPr>
+        <w:t xml:space="preserve">) en dos aplicaciones a la vez, por consecuencia, deberá otorgarle los privilegios solamente a Bloqueo OSZ. </w:t>
+      </w:r>
+    </w:p>
+    <w:p>
+      <w:pPr>
+        <w:rPr>
+          <w:lang w:val="es-CO"/>
+        </w:rPr>
+      </w:pPr>
+      <w:r>
+        <w:rPr>
+          <w:lang w:val="es-CO"/>
+        </w:rPr>
+        <w:t xml:space="preserve">• Pausar o deshabilitar Play </w:t>
+      </w:r>
+      <w:proofErr w:type="spellStart"/>
+      <w:r>
+        <w:rPr>
+          <w:lang w:val="es-CO"/>
+        </w:rPr>
+        <w:t>Protect</w:t>
+      </w:r>
+      <w:proofErr w:type="spellEnd"/>
+      <w:r>
+        <w:rPr>
+          <w:lang w:val="es-CO"/>
+        </w:rPr>
+        <w:t xml:space="preserve"> desde la Play Store.</w:t>
+      </w:r>
+    </w:p>
+    <w:p>
+      <w:pPr>
+        <w:rPr>
+          <w:lang w:val="es-CO"/>
+        </w:rPr>
+      </w:pPr>
+      <w:r>
+        <w:rPr>
+          <w:lang w:val="es-CO"/>
+        </w:rPr>
+        <w:t xml:space="preserve">• </w:t>
+      </w:r>
+      <w:r>
+        <w:rPr>
+          <w:lang w:val="es-CO"/>
+        </w:rPr>
+        <w:t>Cuando tenga instalada la aplicación, debe p</w:t>
+      </w:r>
+      <w:r>
+        <w:rPr>
+          <w:lang w:val="es-CO"/>
+        </w:rPr>
+        <w:t>ermitir</w:t>
+      </w:r>
+      <w:r>
+        <w:rPr>
+          <w:lang w:val="es-CO"/>
+        </w:rPr>
+        <w:t>le</w:t>
+      </w:r>
+      <w:r>
+        <w:rPr>
+          <w:lang w:val="es-CO"/>
+        </w:rPr>
+        <w:t xml:space="preserve"> ajustes restringidos en la configuración del celular.</w:t>
+      </w:r>
+    </w:p>
+    <w:p>
+      <w:pPr>
+        <w:rPr>
+          <w:lang w:val="es-CO"/>
+        </w:rPr>
+      </w:pPr>
+      <w:r>
+        <w:rPr>
+          <w:lang w:val="es-CO"/>
+        </w:rPr>
+        <w:t>• Habilitar todos los permisos solicitados por la aplicación.</w:t>
+      </w:r>
+    </w:p>
+    <w:p>
+      <w:pPr>
+        <w:rPr>
+          <w:lang w:val="es-CO"/>
+        </w:rPr>
+      </w:pPr>
+      <w:r>
+        <w:rPr>
+          <w:lang w:val="es-CO"/>
+        </w:rPr>
+        <w:t>•</w:t>
+      </w:r>
+      <w:r>
+        <w:rPr>
+          <w:lang w:val="es-CO"/>
+        </w:rPr>
+        <w:t xml:space="preserve"> Activar el permiso de “instalación de aplicaciones desconocidas”.</w:t>
+      </w:r>
+    </w:p>
+    <w:p>
+      <w:pPr>
+        <w:rPr>
+          <w:lang w:val="es-CO"/>
+        </w:rPr>
+      </w:pPr>
+      <w:r>
+        <w:rPr>
+          <w:lang w:val="es-CO"/>
+        </w:rPr>
+        <w:t>•</w:t>
+      </w:r>
+      <w:r>
+        <w:rPr>
+          <w:lang w:val="es-CO"/>
+        </w:rPr>
+        <w:t xml:space="preserve"> Debe instalar la aplicación desde la </w:t>
+      </w:r>
+      <w:proofErr w:type="spellStart"/>
+      <w:r>
+        <w:rPr>
+          <w:lang w:val="es-CO"/>
+        </w:rPr>
+        <w:t>apk</w:t>
+      </w:r>
+      <w:proofErr w:type="spellEnd"/>
+      <w:r>
+        <w:rPr>
+          <w:lang w:val="es-CO"/>
+        </w:rPr>
+        <w:t xml:space="preserve"> suministrada.</w:t>
+      </w:r>
+    </w:p>
+    <w:p>
+      <w:pPr>
+        <w:rPr>
+          <w:lang w:val="es-CO"/>
+        </w:rPr>
+      </w:pPr>
+      <w:r>
+        <w:rPr>
+          <w:lang w:val="es-CO"/>
+        </w:rPr>
+        <w:t>•</w:t>
+      </w:r>
+      <w:r>
+        <w:rPr>
+          <w:lang w:val="es-CO"/>
+        </w:rPr>
+        <w:t xml:space="preserve"> Cuando conecte el dispositivo móvil vía USB al computador, en preferencias USB seleccione “Transferencia de archivos”.</w:t>
+      </w:r>
+    </w:p>
+    <w:p>
+      <w:pPr>
+        <w:pStyle w:val="Ttulo1"/>
+        <w:rPr>
+          <w:lang w:val="es-CO"/>
+        </w:rPr>
+      </w:pPr>
+      <w:r>
+        <w:rPr>
+          <w:lang w:val="es-CO"/>
+        </w:rPr>
+        <w:t>2</w:t>
+      </w:r>
+      <w:r>
+        <w:rPr>
+          <w:lang w:val="es-CO"/>
+        </w:rPr>
+        <w:t>. DESCARGA DE SDK PLATFORM-TOOLS</w:t>
       </w:r>
     </w:p>
     <w:p>
@@ -334,7 +568,13 @@
         <w:rPr>
           <w:lang w:val="es-CO"/>
         </w:rPr>
-        <w:t xml:space="preserve">2. </w:t>
+        <w:t>3</w:t>
+      </w:r>
+      <w:r>
+        <w:rPr>
+          <w:lang w:val="es-CO"/>
+        </w:rPr>
+        <w:t xml:space="preserve">. </w:t>
       </w:r>
       <w:r>
         <w:rPr>
@@ -381,7 +621,13 @@
         <w:rPr>
           <w:lang w:val="es-CO"/>
         </w:rPr>
-        <w:t>2.</w:t>
+        <w:t>3</w:t>
+      </w:r>
+      <w:r>
+        <w:rPr>
+          <w:lang w:val="es-CO"/>
+        </w:rPr>
+        <w:t>.</w:t>
       </w:r>
       <w:r>
         <w:rPr>
@@ -485,7 +731,13 @@
         <w:rPr>
           <w:lang w:val="es-CO"/>
         </w:rPr>
-        <w:t>2.</w:t>
+        <w:t>3</w:t>
+      </w:r>
+      <w:r>
+        <w:rPr>
+          <w:lang w:val="es-CO"/>
+        </w:rPr>
+        <w:t>.</w:t>
       </w:r>
       <w:r>
         <w:rPr>
@@ -524,7 +776,14 @@
         <w:rPr>
           <w:lang w:val="es-CO"/>
         </w:rPr>
-        <w:t>2.</w:t>
+        <w:lastRenderedPageBreak/>
+        <w:t>3</w:t>
+      </w:r>
+      <w:r>
+        <w:rPr>
+          <w:lang w:val="es-CO"/>
+        </w:rPr>
+        <w:t>.</w:t>
       </w:r>
       <w:r>
         <w:rPr>
@@ -674,7 +933,13 @@
         <w:rPr>
           <w:lang w:val="es-CO"/>
         </w:rPr>
-        <w:t>3. DESINSTALACIÓN DE LA APLICACIÓN</w:t>
+        <w:t>4</w:t>
+      </w:r>
+      <w:r>
+        <w:rPr>
+          <w:lang w:val="es-CO"/>
+        </w:rPr>
+        <w:t>. DESINSTALACIÓN DE LA APLICACIÓN</w:t>
       </w:r>
     </w:p>
     <w:p>
@@ -771,8 +1036,13 @@
         <w:rPr>
           <w:lang w:val="es-CO"/>
         </w:rPr>
-        <w:lastRenderedPageBreak/>
-        <w:t>4. NOTAS IMPORTANTES</w:t>
+        <w:t>5</w:t>
+      </w:r>
+      <w:r>
+        <w:rPr>
+          <w:lang w:val="es-CO"/>
+        </w:rPr>
+        <w:t>. NOTAS IMPORTANTES</w:t>
       </w:r>
     </w:p>
     <w:p>
